--- a/materialien/Warm-up/DD_Warm-up-Karten_A3.docx
+++ b/materialien/Warm-up/DD_Warm-up-Karten_A3.docx
@@ -171,7 +171,7 @@
               <w:spacing w:after="60"/>
             </w:pPr>
             <w:r>
-              <w:t>Prüfe, ob die Abfrage die GROUP-BY-Regel erfüllt, und korrigiere sie.</w:t>
+              <w:t>Untersuche, ob die Abfrage die GROUP-BY-Regel erfüllt, und verändere sie so, dass sie die Regel erfüllt.</w:t>
             </w:r>
           </w:p>
           <w:p>
@@ -525,7 +525,7 @@
               <w:spacing w:after="60"/>
             </w:pPr>
             <w:r>
-              <w:t xml:space="preserve">Entscheide für jede Bedingung, ob sie in WHERE oder HAVING gehört, und nenne je einen Grund: </w:t>
+              <w:t xml:space="preserve">Gib für jede Bedingung an, ob sie in WHERE oder HAVING gehört, und begründe jeweils kurz: </w:t>
             </w:r>
             <w:r>
               <w:rPr>
@@ -651,7 +651,7 @@
               <w:spacing w:after="60"/>
             </w:pPr>
             <w:r>
-              <w:t>Notiere die Auswertungsreihenfolge der Klauseln SELECT, FROM, WHERE, GROUP BY, HAVING, ORDER BY, LIMIT. Erkläre damit, warum in HAVING kein Alias aus dem SELECT verwendet wird, in ORDER BY aber schon.</w:t>
+              <w:t>Gib die Auswertungsreihenfolge der Klauseln SELECT, FROM, WHERE, GROUP BY, HAVING, ORDER BY, LIMIT an. Erläutere damit, warum in HAVING kein Alias aus dem SELECT verwendet wird, in ORDER BY aber schon.</w:t>
             </w:r>
           </w:p>
           <w:p>
